--- a/docs/artigo/artigo-sbesc2026-pt.docx
+++ b/docs/artigo/artigo-sbesc2026-pt.docx
@@ -2577,7 +2577,7 @@
         <w:t xml:space="preserve">Dados e rotulagem.</w:t>
       </w:r>
       <w:r>
-        <w:t xml:space="preserve"> Diante da ausência de bases públicas rotuladas para autenticação contextual, construiu-se um conjunto de dados sintéticos com cerca de 50.000 registros de login, reproduzindo a distribuição observada em produção (cerca de 95% de acessos legítimos e 5% suspeitos). Cada registro contém os quatorze critérios da Seção IV. Os rótulos foram derivados de regras heurísticas que codificam padrões conhecidos de fraude (viagem impossível, dispositivo desconhecido, rajadas de falhas de login) e revisados por especialistas em segurança. O processo gerador amostra cada registro legítimo a partir de distribuições calibradas para o uso corporativo típico: a hora de acesso segue uma gaussiana centrada no meio do dia, o intervalo entre logins uma lei exponencial, a frequência em 24 horas uma contagem de Poisson e a distância geodésica uma meia-normal concentrada próxima ao local habitual; os escores de impressão digital do navegador e de similaridade de digitação são gaussianas de média alta, enquanto os indicadores de dispositivo, sistema operacional e tipo de rede seguem as frequências categóricas observadas em produção. Os registros suspeitos são obtidos perturbando de dois a cinco critérios de um perfil de outro modo legítimo para faixas anômalas—velocidades de viagem impossível, dispositivos desconhecidos, indicadores de automação e rajadas de falhas recentes—de modo que as anomalias permaneçam multivariadas e se sobreponham parcialmente à classe legítima, em vez de serem trivialmente separáveis. Em seguida, adiciona-se uma quantidade calibrada de ruído gaussiano a cada critério para reproduzir a sobreposição de classes esperada na prática, e cerca de 5% dos registros legítimos recebem uma anomalia branda em um único critério, o que produz os falsos positivos realistas refletidos na FPR reportada. Por se tratar de dados sintéticos, não há coleta de informações pessoais identificáveis nesta fase; a evolução para dados reais seguirá os princípios de minimização e anonimização exigidos pela LGPD [21].</w:t>
+        <w:t xml:space="preserve"> Diante da ausência de bases públicas rotuladas para autenticação contextual, construiu-se um conjunto de dados sintéticos com cerca de 50.000 registros de login (conjunto de dados, modelos treinados e métricas disponíveis em https://github.com/jgbcientista/gestao-autonomo/tree/main/docs/artefatos-modelos), reproduzindo a distribuição observada em produção (cerca de 95% de acessos legítimos e 5% suspeitos). Cada registro contém os quatorze critérios da Seção IV. Os rótulos foram derivados de regras heurísticas que codificam padrões conhecidos de fraude (viagem impossível, dispositivo desconhecido, rajadas de falhas de login) e revisados por especialistas em segurança. O processo gerador amostra cada registro legítimo a partir de distribuições calibradas para o uso corporativo típico: a hora de acesso segue uma gaussiana centrada no meio do dia, o intervalo entre logins uma lei exponencial, a frequência em 24 horas uma contagem de Poisson e a distância geodésica uma meia-normal concentrada próxima ao local habitual; os escores de impressão digital do navegador e de similaridade de digitação são gaussianas de média alta, enquanto os indicadores de dispositivo, sistema operacional e tipo de rede seguem as frequências categóricas observadas em produção. Os registros suspeitos são obtidos perturbando de dois a cinco critérios de um perfil de outro modo legítimo para faixas anômalas—velocidades de viagem impossível, dispositivos desconhecidos, indicadores de automação e rajadas de falhas recentes—de modo que as anomalias permaneçam multivariadas e se sobreponham parcialmente à classe legítima, em vez de serem trivialmente separáveis. Em seguida, adiciona-se uma quantidade calibrada de ruído gaussiano a cada critério para reproduzir a sobreposição de classes esperada na prática, e cerca de 5% dos registros legítimos recebem uma anomalia branda em um único critério, o que produz os falsos positivos realistas refletidos na FPR reportada. Por se tratar de dados sintéticos, não há coleta de informações pessoais identificáveis nesta fase; a evolução para dados reais seguirá os princípios de minimização e anonimização exigidos pela LGPD [21].</w:t>
       </w:r>
     </w:p>
     <w:p>
